--- a/static/files/3-GALILEO mondo di carta.docx
+++ b/static/files/3-GALILEO mondo di carta.docx
@@ -100,7 +100,7 @@
           <w:szCs w:val="28"/>
           <w:u w:val="single"/>
         </w:rPr>
-        <w:t>Il trattato scientifico: “mondo sensibile” e “mondo di carta” in Galileo</w:t>
+        <w:t>Il trattato scientifico: “mondo sensibile” e “mondo di carta” in Galile</w:t>
       </w:r>
       <w:r>
         <w:rPr>
@@ -112,11 +112,9 @@
           <w:szCs w:val="28"/>
           <w:u w:val="single"/>
         </w:rPr>
-        <w:t>.</w:t>
-      </w:r>
-    </w:p>
-    <w:p>
-      <w:pPr>
+        <w:t>i</w:t>
+      </w:r>
+      <w:r>
         <w:rPr>
           <w:b/>
           <w:bCs/>
@@ -126,8 +124,11 @@
           <w:szCs w:val="28"/>
           <w:u w:val="single"/>
         </w:rPr>
-      </w:pPr>
-      <w:r>
+        <w:t>.</w:t>
+      </w:r>
+    </w:p>
+    <w:p>
+      <w:pPr>
         <w:rPr>
           <w:b/>
           <w:bCs/>
@@ -137,8 +138,7 @@
           <w:szCs w:val="28"/>
           <w:u w:val="single"/>
         </w:rPr>
-        <w:t xml:space="preserve">Galileo: il </w:t>
-      </w:r>
+      </w:pPr>
       <w:r>
         <w:rPr>
           <w:b/>
@@ -149,7 +149,7 @@
           <w:szCs w:val="28"/>
           <w:u w:val="single"/>
         </w:rPr>
-        <w:t>padre</w:t>
+        <w:t>Galile</w:t>
       </w:r>
       <w:r>
         <w:rPr>
@@ -161,7 +161,7 @@
           <w:szCs w:val="28"/>
           <w:u w:val="single"/>
         </w:rPr>
-        <w:t xml:space="preserve"> della </w:t>
+        <w:t>i</w:t>
       </w:r>
       <w:r>
         <w:rPr>
@@ -173,7 +173,7 @@
           <w:szCs w:val="28"/>
           <w:u w:val="single"/>
         </w:rPr>
-        <w:t xml:space="preserve">nostra </w:t>
+        <w:t xml:space="preserve">: il </w:t>
       </w:r>
       <w:r>
         <w:rPr>
@@ -185,6 +185,42 @@
           <w:szCs w:val="28"/>
           <w:u w:val="single"/>
         </w:rPr>
+        <w:t>padre</w:t>
+      </w:r>
+      <w:r>
+        <w:rPr>
+          <w:b/>
+          <w:bCs/>
+          <w:i/>
+          <w:iCs/>
+          <w:sz w:val="28"/>
+          <w:szCs w:val="28"/>
+          <w:u w:val="single"/>
+        </w:rPr>
+        <w:t xml:space="preserve"> della </w:t>
+      </w:r>
+      <w:r>
+        <w:rPr>
+          <w:b/>
+          <w:bCs/>
+          <w:i/>
+          <w:iCs/>
+          <w:sz w:val="28"/>
+          <w:szCs w:val="28"/>
+          <w:u w:val="single"/>
+        </w:rPr>
+        <w:t xml:space="preserve">nostra </w:t>
+      </w:r>
+      <w:r>
+        <w:rPr>
+          <w:b/>
+          <w:bCs/>
+          <w:i/>
+          <w:iCs/>
+          <w:sz w:val="28"/>
+          <w:szCs w:val="28"/>
+          <w:u w:val="single"/>
+        </w:rPr>
         <w:t>lingua scientifica.</w:t>
       </w:r>
     </w:p>
@@ -211,12 +247,27 @@
           <w:bCs/>
         </w:rPr>
       </w:pPr>
-      <w:r>
-        <w:rPr>
-          <w:b/>
-          <w:bCs/>
-        </w:rPr>
-        <w:t>LA MATERIA</w:t>
+    </w:p>
+    <w:p>
+      <w:pPr>
+        <w:rPr>
+          <w:b/>
+          <w:bCs/>
+        </w:rPr>
+      </w:pPr>
+      <w:r>
+        <w:rPr>
+          <w:b/>
+          <w:bCs/>
+        </w:rPr>
+        <w:t>LA</w:t>
+      </w:r>
+      <w:r>
+        <w:rPr>
+          <w:b/>
+          <w:bCs/>
+        </w:rPr>
+        <w:t xml:space="preserve"> DEFINIZIONE DELL’ARGOMENTO</w:t>
       </w:r>
     </w:p>
     <w:p>
@@ -293,7 +344,21 @@
           <w:b/>
           <w:bCs/>
         </w:rPr>
-        <w:t>un corpo celeste immobile al centro dell’Universo, come aveva previsto Tolomeo, o se invece sia “</w:t>
+        <w:t xml:space="preserve">un corpo celeste immobile al centro dell’Universo, come aveva </w:t>
+      </w:r>
+      <w:r>
+        <w:rPr>
+          <w:b/>
+          <w:bCs/>
+        </w:rPr>
+        <w:t>indicato</w:t>
+      </w:r>
+      <w:r>
+        <w:rPr>
+          <w:b/>
+          <w:bCs/>
+        </w:rPr>
+        <w:t xml:space="preserve"> Tolomeo, o se invece sia “</w:t>
       </w:r>
       <w:r>
         <w:rPr>
@@ -457,7 +522,16 @@
         <w:jc w:val="both"/>
       </w:pPr>
       <w:r>
-        <w:t>Questo modello di conoscenza, inaugurato da Galileo, si fonda sull’</w:t>
+        <w:t>Il</w:t>
+      </w:r>
+      <w:r>
+        <w:t xml:space="preserve"> modello di conoscenza, inaugurato da Galile</w:t>
+      </w:r>
+      <w:r>
+        <w:t>i</w:t>
+      </w:r>
+      <w:r>
+        <w:t>, si fonda sull’</w:t>
       </w:r>
       <w:r>
         <w:rPr>
@@ -484,7 +558,15 @@
           <w:i/>
           <w:iCs/>
         </w:rPr>
-        <w:t>, tramite “sensate sperienz</w:t>
+        <w:t xml:space="preserve">, tramite “sensate </w:t>
+      </w:r>
+      <w:proofErr w:type="spellStart"/>
+      <w:r>
+        <w:rPr>
+          <w:i/>
+          <w:iCs/>
+        </w:rPr>
+        <w:t>sperienz</w:t>
       </w:r>
       <w:r>
         <w:rPr>
@@ -498,7 +580,15 @@
           <w:i/>
           <w:iCs/>
         </w:rPr>
-        <w:t>e”.</w:t>
+        <w:t>e</w:t>
+      </w:r>
+      <w:proofErr w:type="spellEnd"/>
+      <w:r>
+        <w:rPr>
+          <w:i/>
+          <w:iCs/>
+        </w:rPr>
+        <w:t>”.</w:t>
       </w:r>
     </w:p>
     <w:p>
@@ -559,7 +649,21 @@
           <w:b/>
           <w:bCs/>
         </w:rPr>
-        <w:t>Completa, i</w:t>
+        <w:t>Completa</w:t>
+      </w:r>
+      <w:r>
+        <w:rPr>
+          <w:b/>
+          <w:bCs/>
+        </w:rPr>
+        <w:t xml:space="preserve"> le frasi</w:t>
+      </w:r>
+      <w:r>
+        <w:rPr>
+          <w:b/>
+          <w:bCs/>
+        </w:rPr>
+        <w:t>, i</w:t>
       </w:r>
       <w:r>
         <w:rPr>
@@ -580,7 +684,14 @@
           <w:b/>
           <w:bCs/>
         </w:rPr>
-        <w:t xml:space="preserve"> i passaggi attraverso cui Galileo</w:t>
+        <w:t xml:space="preserve"> i passaggi attraverso cui Galile</w:t>
+      </w:r>
+      <w:r>
+        <w:rPr>
+          <w:b/>
+          <w:bCs/>
+        </w:rPr>
+        <w:t>i</w:t>
       </w:r>
       <w:r>
         <w:t>-</w:t>
@@ -891,28 +1002,33 @@
         </w:rPr>
         <w:t xml:space="preserve"> che aveva fatto proprio il sistema tolemaico.</w:t>
       </w:r>
-    </w:p>
-    <w:p>
-      <w:pPr>
-        <w:jc w:val="center"/>
-        <w:rPr>
-          <w:b/>
-          <w:bCs/>
-        </w:rPr>
-      </w:pPr>
+      <w:r>
+        <w:rPr>
+          <w:b/>
+          <w:bCs/>
+        </w:rPr>
+        <w:t xml:space="preserve"> </w:t>
+      </w:r>
+      <w:r>
+        <w:rPr>
+          <w:b/>
+          <w:bCs/>
+        </w:rPr>
+        <w:t xml:space="preserve">                              </w:t>
+      </w:r>
+      <w:r>
+        <w:rPr>
+          <w:b/>
+          <w:bCs/>
+        </w:rPr>
+        <w:t>p. 1</w:t>
+      </w:r>
       <w:r>
         <w:rPr>
           <w:b/>
           <w:bCs/>
         </w:rPr>
         <w:t xml:space="preserve">                                                                                                                                                         </w:t>
-      </w:r>
-      <w:r>
-        <w:rPr>
-          <w:b/>
-          <w:bCs/>
-        </w:rPr>
-        <w:t>p. 1</w:t>
       </w:r>
     </w:p>
     <w:p>
@@ -1009,7 +1125,43 @@
           <w:i/>
           <w:iCs/>
         </w:rPr>
-        <w:t>alviati ora può controbattere che Aristotele stesso a suo tempo procedeva anche in modo induttivo e</w:t>
+        <w:t xml:space="preserve">alviati ora può controbattere che </w:t>
+      </w:r>
+      <w:r>
+        <w:rPr>
+          <w:b/>
+          <w:bCs/>
+          <w:i/>
+          <w:iCs/>
+        </w:rPr>
+        <w:t xml:space="preserve">lo </w:t>
+      </w:r>
+      <w:r>
+        <w:rPr>
+          <w:b/>
+          <w:bCs/>
+          <w:i/>
+          <w:iCs/>
+        </w:rPr>
+        <w:t xml:space="preserve">stesso </w:t>
+      </w:r>
+      <w:r>
+        <w:rPr>
+          <w:b/>
+          <w:bCs/>
+          <w:i/>
+          <w:iCs/>
+        </w:rPr>
+        <w:t xml:space="preserve">Aristotele </w:t>
+      </w:r>
+      <w:r>
+        <w:rPr>
+          <w:b/>
+          <w:bCs/>
+          <w:i/>
+          <w:iCs/>
+        </w:rPr>
+        <w:t>a suo tempo procedeva anche in modo induttivo e</w:t>
       </w:r>
       <w:r>
         <w:rPr>
@@ -1071,7 +1223,7 @@
           <w:i/>
           <w:iCs/>
         </w:rPr>
-        <w:t xml:space="preserve"> stessa.</w:t>
+        <w:t>.</w:t>
       </w:r>
     </w:p>
     <w:p>
@@ -1136,7 +1288,21 @@
           <w:i/>
           <w:iCs/>
         </w:rPr>
-        <w:t>solo i ciechi hanno bisogno di guida, chi sa servirsi degli occhi del corpo e della mente può procedere benissimo da solo.</w:t>
+        <w:t xml:space="preserve">solo i ciechi hanno bisogno di guida, chi sa servirsi degli occhi del corpo e </w:t>
+      </w:r>
+      <w:r>
+        <w:rPr>
+          <w:i/>
+          <w:iCs/>
+        </w:rPr>
+        <w:t xml:space="preserve">di quelli </w:t>
+      </w:r>
+      <w:r>
+        <w:rPr>
+          <w:i/>
+          <w:iCs/>
+        </w:rPr>
+        <w:t>della mente può procedere benissimo da solo.</w:t>
       </w:r>
     </w:p>
     <w:p>
@@ -1191,7 +1357,14 @@
           <w:b/>
           <w:bCs/>
         </w:rPr>
-        <w:t>LA LINGUA DI GALILEO</w:t>
+        <w:t>LA LINGUA DI GALILE</w:t>
+      </w:r>
+      <w:r>
+        <w:rPr>
+          <w:b/>
+          <w:bCs/>
+        </w:rPr>
+        <w:t>I</w:t>
       </w:r>
     </w:p>
     <w:p>
@@ -1223,7 +1396,21 @@
           <w:b/>
           <w:bCs/>
         </w:rPr>
-        <w:t>Galileo non è solo</w:t>
+        <w:t>Galile</w:t>
+      </w:r>
+      <w:r>
+        <w:rPr>
+          <w:b/>
+          <w:bCs/>
+        </w:rPr>
+        <w:t>i</w:t>
+      </w:r>
+      <w:r>
+        <w:rPr>
+          <w:b/>
+          <w:bCs/>
+        </w:rPr>
+        <w:t xml:space="preserve"> non è solo</w:t>
       </w:r>
       <w:r>
         <w:rPr>
@@ -1317,7 +1504,21 @@
           <w:b/>
           <w:bCs/>
         </w:rPr>
-        <w:t xml:space="preserve"> di Galileo?</w:t>
+        <w:t xml:space="preserve"> di Galile</w:t>
+      </w:r>
+      <w:r>
+        <w:rPr>
+          <w:b/>
+          <w:bCs/>
+        </w:rPr>
+        <w:t>i</w:t>
+      </w:r>
+      <w:r>
+        <w:rPr>
+          <w:b/>
+          <w:bCs/>
+        </w:rPr>
+        <w:t>?</w:t>
       </w:r>
     </w:p>
     <w:p>
@@ -1347,7 +1548,13 @@
         <w:t>fiorentino</w:t>
       </w:r>
       <w:r>
-        <w:t xml:space="preserve"> di Galileo è chiaro e diretto: “</w:t>
+        <w:t xml:space="preserve"> di Galile</w:t>
+      </w:r>
+      <w:r>
+        <w:t>i</w:t>
+      </w:r>
+      <w:r>
+        <w:t xml:space="preserve"> è chiaro e diretto: “</w:t>
       </w:r>
       <w:r>
         <w:t>I</w:t>
@@ -1537,7 +1744,13 @@
         <w:jc w:val="both"/>
       </w:pPr>
       <w:r>
-        <w:t xml:space="preserve">Galileo intende rivolgersi ad un pubblico di </w:t>
+        <w:t>Galile</w:t>
+      </w:r>
+      <w:r>
+        <w:t>i</w:t>
+      </w:r>
+      <w:r>
+        <w:t xml:space="preserve"> intende rivolgersi ad un pubblico di </w:t>
       </w:r>
       <w:r>
         <w:rPr>
@@ -1567,7 +1780,13 @@
         <w:t>l’OTTUSITA’ di Simplicio</w:t>
       </w:r>
       <w:r>
-        <w:t xml:space="preserve">, raffigurato come il prototipo del “pedante”, ignorante e presuntuoso. Ad essa si contrappone </w:t>
+        <w:t>, raffigurato come il prototipo del “pedante”</w:t>
+      </w:r>
+      <w:r>
+        <w:t>,</w:t>
+      </w:r>
+      <w:r>
+        <w:t xml:space="preserve"> ignorante e presuntuoso. Ad essa si contrappone </w:t>
       </w:r>
       <w:r>
         <w:rPr>
@@ -1608,7 +1827,21 @@
           <w:b/>
           <w:bCs/>
         </w:rPr>
-        <w:t xml:space="preserve">Per quale motivo Galileo introduce la </w:t>
+        <w:t>Per quale motivo Galile</w:t>
+      </w:r>
+      <w:r>
+        <w:rPr>
+          <w:b/>
+          <w:bCs/>
+        </w:rPr>
+        <w:t>i</w:t>
+      </w:r>
+      <w:r>
+        <w:rPr>
+          <w:b/>
+          <w:bCs/>
+        </w:rPr>
+        <w:t xml:space="preserve"> introduce la </w:t>
       </w:r>
       <w:r>
         <w:rPr>
@@ -1642,7 +1875,13 @@
         <w:jc w:val="both"/>
       </w:pPr>
       <w:r>
-        <w:t>Galileo parla di un “mondo di carta”, per indicare un cielo che non esiste nella realtà dell’Universo; ma solo nei libri di Tolomeo, Aristotele e dei loro commentatori.</w:t>
+        <w:t>Galile</w:t>
+      </w:r>
+      <w:r>
+        <w:t>i</w:t>
+      </w:r>
+      <w:r>
+        <w:t xml:space="preserve"> parla di un “mondo di carta”, per indicare un cielo che non esiste nella realtà dell’Universo; ma solo nei libri di Tolomeo, Aristotele e dei loro commentatori.</w:t>
       </w:r>
     </w:p>
     <w:p>
@@ -1665,7 +1904,21 @@
           <w:b/>
           <w:bCs/>
         </w:rPr>
-        <w:t xml:space="preserve">Galileo fonda la </w:t>
+        <w:t>Galile</w:t>
+      </w:r>
+      <w:r>
+        <w:rPr>
+          <w:b/>
+          <w:bCs/>
+        </w:rPr>
+        <w:t>i</w:t>
+      </w:r>
+      <w:r>
+        <w:rPr>
+          <w:b/>
+          <w:bCs/>
+        </w:rPr>
+        <w:t xml:space="preserve"> fonda la </w:t>
       </w:r>
       <w:r>
         <w:rPr>
@@ -1733,6 +1986,13 @@
           <w:bCs/>
         </w:rPr>
         <w:t xml:space="preserve"> (I. Kant)</w:t>
+      </w:r>
+      <w:r>
+        <w:rPr>
+          <w:b/>
+          <w:bCs/>
+        </w:rPr>
+        <w:t>.</w:t>
       </w:r>
       <w:r>
         <w:rPr>
@@ -1894,7 +2154,21 @@
           <w:b/>
           <w:bCs/>
         </w:rPr>
-        <w:t xml:space="preserve"> opponevano Galileo e la Chiesa della Controriforma?</w:t>
+        <w:t xml:space="preserve"> opponevano Galile</w:t>
+      </w:r>
+      <w:r>
+        <w:rPr>
+          <w:b/>
+          <w:bCs/>
+        </w:rPr>
+        <w:t>i</w:t>
+      </w:r>
+      <w:r>
+        <w:rPr>
+          <w:b/>
+          <w:bCs/>
+        </w:rPr>
+        <w:t xml:space="preserve"> e la Chiesa della Controriforma?</w:t>
       </w:r>
     </w:p>
     <w:p>
@@ -1936,7 +2210,21 @@
           <w:i/>
           <w:iCs/>
         </w:rPr>
-        <w:t>Galileo viene denunciato al</w:t>
+        <w:t>Galile</w:t>
+      </w:r>
+      <w:r>
+        <w:rPr>
+          <w:i/>
+          <w:iCs/>
+        </w:rPr>
+        <w:t>i</w:t>
+      </w:r>
+      <w:r>
+        <w:rPr>
+          <w:i/>
+          <w:iCs/>
+        </w:rPr>
+        <w:t xml:space="preserve"> viene denunciato al</w:t>
       </w:r>
       <w:r>
         <w:rPr>
@@ -1953,7 +2241,13 @@
         <w:t>Inquisizione e sottoposto a processo per eresia</w:t>
       </w:r>
       <w:r>
-        <w:t>, a Roma. Galileo,</w:t>
+        <w:t>, a Roma. Galile</w:t>
+      </w:r>
+      <w:r>
+        <w:t>i</w:t>
+      </w:r>
+      <w:r>
+        <w:t>,</w:t>
       </w:r>
       <w:r>
         <w:t xml:space="preserve"> </w:t>
@@ -2040,7 +2334,21 @@
           <w:b/>
           <w:bCs/>
         </w:rPr>
-        <w:t>Perché il matematico, logico e saggista contemporaneo Piergiorgio Odifreddi definisce la condanna di Galileo all’abiura (1633) il frutto della “</w:t>
+        <w:t>Perché il matematico, logico e saggista contemporaneo Piergiorgio Odifreddi definisce la condanna di Galile</w:t>
+      </w:r>
+      <w:r>
+        <w:rPr>
+          <w:b/>
+          <w:bCs/>
+        </w:rPr>
+        <w:t>i</w:t>
+      </w:r>
+      <w:r>
+        <w:rPr>
+          <w:b/>
+          <w:bCs/>
+        </w:rPr>
+        <w:t xml:space="preserve"> all’abiura (1633) il frutto della “</w:t>
       </w:r>
       <w:r>
         <w:rPr>
@@ -2075,13 +2383,25 @@
         <w:jc w:val="both"/>
       </w:pPr>
       <w:r>
-        <w:t>Piergiorgio Odifreddi riporta</w:t>
-      </w:r>
-      <w:r>
-        <w:t>, condividendolo,</w:t>
-      </w:r>
-      <w:r>
-        <w:t xml:space="preserve"> un passo della Prefazione “Al discreto lettore”, in cui Galileo lamenta che “consultori totalmente inesperti delle osservazioni astronomiche non dovrebbero con proibizioni repentine tarpar l’ale agli intelletti specolativi”. </w:t>
+        <w:t xml:space="preserve">Odifreddi </w:t>
+      </w:r>
+      <w:r>
+        <w:t>condivide il giudizio di Galile</w:t>
+      </w:r>
+      <w:r>
+        <w:t>i</w:t>
+      </w:r>
+      <w:r>
+        <w:t>, riportato n</w:t>
+      </w:r>
+      <w:r>
+        <w:t xml:space="preserve">ella Prefazione “Al discreto lettore”, in cui </w:t>
+      </w:r>
+      <w:r>
+        <w:t xml:space="preserve">questi </w:t>
+      </w:r>
+      <w:r>
+        <w:t xml:space="preserve">lamenta che “consultori totalmente inesperti delle osservazioni astronomiche non dovrebbero con proibizioni repentine tarpar l’ale agli intelletti specolativi”. </w:t>
       </w:r>
     </w:p>
     <w:p>
@@ -2096,7 +2416,13 @@
         <w:t>G</w:t>
       </w:r>
       <w:r>
-        <w:t>alileo ottiene</w:t>
+        <w:t>alile</w:t>
+      </w:r>
+      <w:r>
+        <w:t>i</w:t>
+      </w:r>
+      <w:r>
+        <w:t xml:space="preserve"> ottiene</w:t>
       </w:r>
       <w:r>
         <w:t xml:space="preserve"> l’approvazione dell’astronomo papale Clavio, il quale </w:t>
@@ -2147,7 +2473,13 @@
         <w:t xml:space="preserve"> nel quale il Cardinal Bellarmino (Inquisitore romano morto all’epoca del processo) nel 1616 avrebbe intimato </w:t>
       </w:r>
       <w:r>
-        <w:t xml:space="preserve">a Galileo </w:t>
+        <w:t>a Galile</w:t>
+      </w:r>
+      <w:r>
+        <w:t>i</w:t>
+      </w:r>
+      <w:r>
+        <w:t xml:space="preserve"> </w:t>
       </w:r>
       <w:r>
         <w:t xml:space="preserve">di </w:t>
@@ -2175,7 +2507,13 @@
         <w:jc w:val="both"/>
       </w:pPr>
       <w:r>
-        <w:t>A quel punto Galileo è perduto. Ma è evidente la malafede di chi sente di essere dalla parte sbagliata della Storia</w:t>
+        <w:t>A quel punto Galile</w:t>
+      </w:r>
+      <w:r>
+        <w:t>i</w:t>
+      </w:r>
+      <w:r>
+        <w:t xml:space="preserve"> è perduto. Ma è evidente la malafede di chi sente di essere dalla parte sbagliata della Storia</w:t>
       </w:r>
       <w:r>
         <w:rPr>
@@ -2200,6 +2538,12 @@
       <w:pPr>
         <w:pStyle w:val="Paragrafoelenco"/>
         <w:jc w:val="both"/>
+      </w:pPr>
+    </w:p>
+    <w:p>
+      <w:pPr>
+        <w:pStyle w:val="Paragrafoelenco"/>
+        <w:jc w:val="both"/>
         <w:rPr>
           <w:b/>
           <w:bCs/>
@@ -2285,7 +2629,16 @@
           <w:sz w:val="20"/>
           <w:szCs w:val="20"/>
         </w:rPr>
-        <w:t>avviene nella villa del nobile veneziano Giovanni Francesco Sagredo, situata nella Riviera del Brenta</w:t>
+        <w:t xml:space="preserve">avviene nella </w:t>
+      </w:r>
+      <w:r>
+        <w:rPr>
+          <w:i/>
+          <w:iCs/>
+          <w:sz w:val="20"/>
+          <w:szCs w:val="20"/>
+        </w:rPr>
+        <w:t>villa del nobile veneziano Giovanni Francesco Sagredo, situata nella Riviera del Brenta</w:t>
       </w:r>
       <w:r>
         <w:rPr>
@@ -2301,6 +2654,13 @@
         </w:rPr>
         <w:t>Sagredo, uomo colto ma non specialista di astronomia, funge da moderatore e rappresenta il pubblico a cui l’opera è indirizzata.</w:t>
       </w:r>
+      <w:r>
+        <w:rPr>
+          <w:sz w:val="20"/>
+          <w:szCs w:val="20"/>
+        </w:rPr>
+        <w:t xml:space="preserve"> </w:t>
+      </w:r>
     </w:p>
     <w:p>
       <w:pPr>
@@ -2311,6 +2671,73 @@
           <w:szCs w:val="20"/>
         </w:rPr>
       </w:pPr>
+      <w:r>
+        <w:rPr>
+          <w:sz w:val="20"/>
+          <w:szCs w:val="20"/>
+        </w:rPr>
+        <w:t xml:space="preserve">Tutto il dibattito si svolge </w:t>
+      </w:r>
+      <w:r>
+        <w:rPr>
+          <w:i/>
+          <w:iCs/>
+          <w:sz w:val="20"/>
+          <w:szCs w:val="20"/>
+        </w:rPr>
+        <w:t>in quattro giornate</w:t>
+      </w:r>
+      <w:r>
+        <w:rPr>
+          <w:sz w:val="20"/>
+          <w:szCs w:val="20"/>
+        </w:rPr>
+        <w:t xml:space="preserve">, ciascuna delle quali è dedicata a un </w:t>
+      </w:r>
+      <w:r>
+        <w:rPr>
+          <w:i/>
+          <w:iCs/>
+          <w:sz w:val="20"/>
+          <w:szCs w:val="20"/>
+        </w:rPr>
+        <w:t>preciso argomento</w:t>
+      </w:r>
+      <w:r>
+        <w:rPr>
+          <w:sz w:val="20"/>
+          <w:szCs w:val="20"/>
+        </w:rPr>
+        <w:t>: nella prima giornata si discute della corruttibilità della Terra, la seconda del movimento</w:t>
+      </w:r>
+      <w:r>
+        <w:rPr>
+          <w:sz w:val="20"/>
+          <w:szCs w:val="20"/>
+        </w:rPr>
+        <w:t xml:space="preserve"> della Terra in generale</w:t>
+      </w:r>
+      <w:r>
+        <w:rPr>
+          <w:sz w:val="20"/>
+          <w:szCs w:val="20"/>
+        </w:rPr>
+        <w:t>, la terza del movimento di rivoluzione, la quarta del fenomeno delle maree (che Galile</w:t>
+      </w:r>
+      <w:r>
+        <w:rPr>
+          <w:sz w:val="20"/>
+          <w:szCs w:val="20"/>
+        </w:rPr>
+        <w:t>i</w:t>
+      </w:r>
+      <w:r>
+        <w:rPr>
+          <w:sz w:val="20"/>
+          <w:szCs w:val="20"/>
+        </w:rPr>
+        <w:t xml:space="preserve"> erroneamente attribuisce al movimento della Terra, mentre dipende dall’attrazione gravitazionale esercitata dalla Luna).</w:t>
+      </w:r>
     </w:p>
     <w:p>
       <w:pPr>
@@ -2321,6 +2748,16 @@
           <w:szCs w:val="20"/>
         </w:rPr>
       </w:pPr>
+    </w:p>
+    <w:p>
+      <w:pPr>
+        <w:ind w:left="708"/>
+        <w:jc w:val="both"/>
+        <w:rPr>
+          <w:sz w:val="20"/>
+          <w:szCs w:val="20"/>
+        </w:rPr>
+      </w:pPr>
       <w:r>
         <w:rPr>
           <w:sz w:val="20"/>
@@ -2387,7 +2824,21 @@
           <w:sz w:val="20"/>
           <w:szCs w:val="20"/>
         </w:rPr>
-        <w:t xml:space="preserve">alileo la </w:t>
+        <w:t>alile</w:t>
+      </w:r>
+      <w:r>
+        <w:rPr>
+          <w:sz w:val="20"/>
+          <w:szCs w:val="20"/>
+        </w:rPr>
+        <w:t>i</w:t>
+      </w:r>
+      <w:r>
+        <w:rPr>
+          <w:sz w:val="20"/>
+          <w:szCs w:val="20"/>
+        </w:rPr>
+        <w:t xml:space="preserve"> la </w:t>
       </w:r>
       <w:r>
         <w:rPr>
@@ -2410,7 +2861,21 @@
           <w:sz w:val="20"/>
           <w:szCs w:val="20"/>
         </w:rPr>
-        <w:t xml:space="preserve"> Il gesto rivoluzionario di Galileo è quello di aver puntato il </w:t>
+        <w:t xml:space="preserve"> Il gesto rivoluzionario di Galile</w:t>
+      </w:r>
+      <w:r>
+        <w:rPr>
+          <w:sz w:val="20"/>
+          <w:szCs w:val="20"/>
+        </w:rPr>
+        <w:t>i</w:t>
+      </w:r>
+      <w:r>
+        <w:rPr>
+          <w:sz w:val="20"/>
+          <w:szCs w:val="20"/>
+        </w:rPr>
+        <w:t xml:space="preserve"> è quello di aver puntato il </w:t>
       </w:r>
       <w:r>
         <w:rPr>
@@ -2449,7 +2914,14 @@
           <w:sz w:val="20"/>
           <w:szCs w:val="20"/>
         </w:rPr>
-        <w:t xml:space="preserve"> mentre fino a quel momento veniva usato solo per scopi pratici (con tutta probabilità il telescopio è stato inventato dagli olandesi).</w:t>
+        <w:t xml:space="preserve"> mentre fino a quel momento veniva usato solo per scopi pratici</w:t>
+      </w:r>
+      <w:r>
+        <w:rPr>
+          <w:sz w:val="20"/>
+          <w:szCs w:val="20"/>
+        </w:rPr>
+        <w:t>.</w:t>
       </w:r>
     </w:p>
     <w:p>
@@ -2561,7 +3033,21 @@
           <w:sz w:val="20"/>
           <w:szCs w:val="20"/>
         </w:rPr>
-        <w:t>A far decidere Galileo, ormai settantenne, all’</w:t>
+        <w:t>A far decidere Galile</w:t>
+      </w:r>
+      <w:r>
+        <w:rPr>
+          <w:sz w:val="20"/>
+          <w:szCs w:val="20"/>
+        </w:rPr>
+        <w:t>i</w:t>
+      </w:r>
+      <w:r>
+        <w:rPr>
+          <w:sz w:val="20"/>
+          <w:szCs w:val="20"/>
+        </w:rPr>
+        <w:t>, ormai settantenne, all’</w:t>
       </w:r>
       <w:r>
         <w:rPr>
@@ -2695,15 +3181,6 @@
     </w:p>
     <w:p>
       <w:pPr>
-        <w:jc w:val="both"/>
-        <w:rPr>
-          <w:sz w:val="20"/>
-          <w:szCs w:val="20"/>
-        </w:rPr>
-      </w:pPr>
-    </w:p>
-    <w:p>
-      <w:pPr>
         <w:ind w:left="708"/>
         <w:jc w:val="both"/>
         <w:rPr>
@@ -2716,12 +3193,13 @@
           <w:sz w:val="20"/>
           <w:szCs w:val="20"/>
         </w:rPr>
+        <w:lastRenderedPageBreak/>
         <w:t xml:space="preserve">Il bisogno di certezze, tipico dell’uomo antico, aveva fatto sì che la filosofia greca fosse tramata di </w:t>
       </w:r>
       <w:r>
         <w:rPr>
-          <w:i/>
-          <w:iCs/>
+          <w:b/>
+          <w:bCs/>
           <w:sz w:val="20"/>
           <w:szCs w:val="20"/>
         </w:rPr>
@@ -2852,18 +3330,27 @@
           <w:szCs w:val="20"/>
         </w:rPr>
       </w:pPr>
-      <w:r>
-        <w:rPr>
-          <w:sz w:val="20"/>
-          <w:szCs w:val="20"/>
-        </w:rPr>
-        <w:lastRenderedPageBreak/>
+    </w:p>
+    <w:p>
+      <w:pPr>
+        <w:ind w:left="708"/>
+        <w:jc w:val="both"/>
+        <w:rPr>
+          <w:sz w:val="20"/>
+          <w:szCs w:val="20"/>
+        </w:rPr>
+      </w:pPr>
+      <w:r>
+        <w:rPr>
+          <w:sz w:val="20"/>
+          <w:szCs w:val="20"/>
+        </w:rPr>
         <w:t xml:space="preserve">La Scienza dà l’avvio alla </w:t>
       </w:r>
       <w:r>
         <w:rPr>
-          <w:i/>
-          <w:iCs/>
+          <w:b/>
+          <w:bCs/>
           <w:sz w:val="20"/>
           <w:szCs w:val="20"/>
         </w:rPr>
@@ -2908,7 +3395,16 @@
           <w:sz w:val="20"/>
           <w:szCs w:val="20"/>
         </w:rPr>
-        <w:t>alileo</w:t>
+        <w:t>alile</w:t>
+      </w:r>
+      <w:r>
+        <w:rPr>
+          <w:b/>
+          <w:bCs/>
+          <w:sz w:val="20"/>
+          <w:szCs w:val="20"/>
+        </w:rPr>
+        <w:t>i</w:t>
       </w:r>
       <w:r>
         <w:rPr>
@@ -2969,8 +3465,8 @@
       </w:r>
       <w:r>
         <w:rPr>
-          <w:i/>
-          <w:iCs/>
+          <w:b/>
+          <w:bCs/>
           <w:sz w:val="20"/>
           <w:szCs w:val="20"/>
         </w:rPr>
@@ -2985,8 +3481,8 @@
       </w:r>
       <w:r>
         <w:rPr>
-          <w:i/>
-          <w:iCs/>
+          <w:b/>
+          <w:bCs/>
           <w:sz w:val="20"/>
           <w:szCs w:val="20"/>
         </w:rPr>
@@ -3242,8 +3738,19 @@
           <w:sz w:val="20"/>
           <w:szCs w:val="20"/>
         </w:rPr>
-        <w:t xml:space="preserve"> di autocorreggibilità</w:t>
-      </w:r>
+        <w:t xml:space="preserve"> di </w:t>
+      </w:r>
+      <w:proofErr w:type="spellStart"/>
+      <w:r>
+        <w:rPr>
+          <w:i/>
+          <w:iCs/>
+          <w:sz w:val="20"/>
+          <w:szCs w:val="20"/>
+        </w:rPr>
+        <w:t>autocorreggibilità</w:t>
+      </w:r>
+      <w:proofErr w:type="spellEnd"/>
       <w:r>
         <w:rPr>
           <w:i/>
@@ -3258,7 +3765,35 @@
           <w:sz w:val="20"/>
           <w:szCs w:val="20"/>
         </w:rPr>
-        <w:t xml:space="preserve"> nel Novecento, è entrato a far parte della Scienza stessa. Galileo è convinto che Dio abbia costruito il mondo su modelli matematici e quindi che le teorie scientifiche siano immodificabili. Oggi invece si sa che </w:t>
+        <w:t xml:space="preserve"> nel Novecento, </w:t>
+      </w:r>
+      <w:r>
+        <w:rPr>
+          <w:sz w:val="20"/>
+          <w:szCs w:val="20"/>
+        </w:rPr>
+        <w:t>entra</w:t>
+      </w:r>
+      <w:r>
+        <w:rPr>
+          <w:sz w:val="20"/>
+          <w:szCs w:val="20"/>
+        </w:rPr>
+        <w:t xml:space="preserve"> a far parte della Scienza stessa. Galile</w:t>
+      </w:r>
+      <w:r>
+        <w:rPr>
+          <w:sz w:val="20"/>
+          <w:szCs w:val="20"/>
+        </w:rPr>
+        <w:t>i</w:t>
+      </w:r>
+      <w:r>
+        <w:rPr>
+          <w:sz w:val="20"/>
+          <w:szCs w:val="20"/>
+        </w:rPr>
+        <w:t xml:space="preserve"> è convinto che Dio abbia costruito il mondo su modelli matematici e quindi che le teorie scientifiche siano immodificabili. Oggi invece si sa che </w:t>
       </w:r>
       <w:r>
         <w:rPr>
@@ -3322,6 +3857,7 @@
       </w:pPr>
     </w:p>
     <w:sectPr>
+      <w:headerReference w:type="default" r:id="rId8"/>
       <w:pgSz w:w="11906" w:h="16838"/>
       <w:pgMar w:top="1417" w:right="1134" w:bottom="1134" w:left="1134" w:header="708" w:footer="708" w:gutter="0"/>
       <w:pgBorders w:offsetFrom="page">
@@ -3373,6 +3909,59 @@
     </w:p>
   </w:footnote>
 </w:footnotes>
+</file>
+
+<file path=word/header1.xml><?xml version="1.0" encoding="utf-8"?>
+<w:hdr xmlns:wpc="http://schemas.microsoft.com/office/word/2010/wordprocessingCanvas" xmlns:cx="http://schemas.microsoft.com/office/drawing/2014/chartex" xmlns:cx1="http://schemas.microsoft.com/office/drawing/2015/9/8/chartex" xmlns:cx2="http://schemas.microsoft.com/office/drawing/2015/10/21/chartex" xmlns:cx3="http://schemas.microsoft.com/office/drawing/2016/5/9/chartex" xmlns:cx4="http://schemas.microsoft.com/office/drawing/2016/5/10/chartex" xmlns:cx5="http://schemas.microsoft.com/office/drawing/2016/5/11/chartex" xmlns:cx6="http://schemas.microsoft.com/office/drawing/2016/5/12/chartex" xmlns:cx7="http://schemas.microsoft.com/office/drawing/2016/5/13/chartex" xmlns:cx8="http://schemas.microsoft.com/office/drawing/2016/5/14/chartex" xmlns:mc="http://schemas.openxmlformats.org/markup-compatibility/2006" xmlns:aink="http://schemas.microsoft.com/office/drawing/2016/ink" xmlns:am3d="http://schemas.microsoft.com/office/drawing/2017/model3d" xmlns:o="urn:schemas-microsoft-com:office:office" xmlns:oel="http://schemas.microsoft.com/office/2019/extlst" xmlns:r="http://schemas.openxmlformats.org/officeDocument/2006/relationships" xmlns:m="http://schemas.openxmlformats.org/officeDocument/2006/math" xmlns:v="urn:schemas-microsoft-com:vml" xmlns:wp14="http://schemas.microsoft.com/office/word/2010/wordprocessingDrawing" xmlns:wp="http://schemas.openxmlformats.org/drawingml/2006/wordprocessingDrawing" xmlns:w10="urn:schemas-microsoft-com:office:word" xmlns:w="http://schemas.openxmlformats.org/wordprocessingml/2006/main" xmlns:w14="http://schemas.microsoft.com/office/word/2010/wordml" xmlns:w15="http://schemas.microsoft.com/office/word/2012/wordml" xmlns:w16cex="http://schemas.microsoft.com/office/word/2018/wordml/cex" xmlns:w16cid="http://schemas.microsoft.com/office/word/2016/wordml/cid" xmlns:w16="http://schemas.microsoft.com/office/word/2018/wordml" xmlns:w16du="http://schemas.microsoft.com/office/word/2023/wordml/word16du" xmlns:w16sdtdh="http://schemas.microsoft.com/office/word/2020/wordml/sdtdatahash" xmlns:w16sdtfl="http://schemas.microsoft.com/office/word/2024/wordml/sdtformatlock" xmlns:w16se="http://schemas.microsoft.com/office/word/2015/wordml/symex" xmlns:wpg="http://schemas.microsoft.com/office/word/2010/wordprocessingGroup" xmlns:wpi="http://schemas.microsoft.com/office/word/2010/wordprocessingInk" xmlns:wne="http://schemas.microsoft.com/office/word/2006/wordml" xmlns:wps="http://schemas.microsoft.com/office/word/2010/wordprocessingShape" mc:Ignorable="w14 w15 w16se w16cid w16 w16cex w16sdtdh w16sdtfl w16du wp14">
+  <w:sdt>
+    <w:sdtPr>
+      <w:rPr>
+        <w:color w:val="0070C0"/>
+      </w:rPr>
+      <w:alias w:val="Autore"/>
+      <w:tag w:val=""/>
+      <w:id w:val="-952397527"/>
+      <w:placeholder>
+        <w:docPart w:val="C68AF0A5A5D04FB489648189A572A876"/>
+      </w:placeholder>
+      <w:dataBinding w:prefixMappings="xmlns:ns0='http://purl.org/dc/elements/1.1/' xmlns:ns1='http://schemas.openxmlformats.org/package/2006/metadata/core-properties' " w:xpath="/ns1:coreProperties[1]/ns0:creator[1]" w:storeItemID="{6C3C8BC8-F283-45AE-878A-BAB7291924A1}"/>
+      <w:text/>
+    </w:sdtPr>
+    <w:sdtContent>
+      <w:p>
+        <w:pPr>
+          <w:pStyle w:val="Intestazione"/>
+          <w:jc w:val="center"/>
+          <w:rPr>
+            <w:color w:val="4472C4" w:themeColor="accent1"/>
+            <w:sz w:val="20"/>
+          </w:rPr>
+        </w:pPr>
+        <w:r>
+          <w:rPr>
+            <w:color w:val="0070C0"/>
+          </w:rPr>
+          <w:t>Prof.ssa Silvana Cherubini</w:t>
+        </w:r>
+      </w:p>
+    </w:sdtContent>
+  </w:sdt>
+  <w:p>
+    <w:pPr>
+      <w:pStyle w:val="Intestazione"/>
+      <w:jc w:val="center"/>
+      <w:rPr>
+        <w:color w:val="0070C0"/>
+      </w:rPr>
+    </w:pPr>
+    <w:r>
+      <w:rPr>
+        <w:color w:val="0070C0"/>
+      </w:rPr>
+      <w:t>PASSEGGIATE NEI BOSCHI LETTERARI</w:t>
+    </w:r>
+  </w:p>
+</w:hdr>
 </file>
 
 <file path=word/numbering.xml><?xml version="1.0" encoding="utf-8"?>
@@ -3956,6 +4545,560 @@
 </w:styles>
 </file>
 
+<file path=word/glossary/document.xml><?xml version="1.0" encoding="utf-8"?>
+<w:glossaryDocument xmlns:wpc="http://schemas.microsoft.com/office/word/2010/wordprocessingCanvas" xmlns:cx="http://schemas.microsoft.com/office/drawing/2014/chartex" xmlns:cx1="http://schemas.microsoft.com/office/drawing/2015/9/8/chartex" xmlns:cx2="http://schemas.microsoft.com/office/drawing/2015/10/21/chartex" xmlns:cx3="http://schemas.microsoft.com/office/drawing/2016/5/9/chartex" xmlns:cx4="http://schemas.microsoft.com/office/drawing/2016/5/10/chartex" xmlns:cx5="http://schemas.microsoft.com/office/drawing/2016/5/11/chartex" xmlns:cx6="http://schemas.microsoft.com/office/drawing/2016/5/12/chartex" xmlns:cx7="http://schemas.microsoft.com/office/drawing/2016/5/13/chartex" xmlns:cx8="http://schemas.microsoft.com/office/drawing/2016/5/14/chartex" xmlns:mc="http://schemas.openxmlformats.org/markup-compatibility/2006" xmlns:aink="http://schemas.microsoft.com/office/drawing/2016/ink" xmlns:am3d="http://schemas.microsoft.com/office/drawing/2017/model3d" xmlns:o="urn:schemas-microsoft-com:office:office" xmlns:oel="http://schemas.microsoft.com/office/2019/extlst" xmlns:r="http://schemas.openxmlformats.org/officeDocument/2006/relationships" xmlns:m="http://schemas.openxmlformats.org/officeDocument/2006/math" xmlns:v="urn:schemas-microsoft-com:vml" xmlns:wp14="http://schemas.microsoft.com/office/word/2010/wordprocessingDrawing" xmlns:wp="http://schemas.openxmlformats.org/drawingml/2006/wordprocessingDrawing" xmlns:w10="urn:schemas-microsoft-com:office:word" xmlns:w="http://schemas.openxmlformats.org/wordprocessingml/2006/main" xmlns:w14="http://schemas.microsoft.com/office/word/2010/wordml" xmlns:w15="http://schemas.microsoft.com/office/word/2012/wordml" xmlns:w16cex="http://schemas.microsoft.com/office/word/2018/wordml/cex" xmlns:w16cid="http://schemas.microsoft.com/office/word/2016/wordml/cid" xmlns:w16="http://schemas.microsoft.com/office/word/2018/wordml" xmlns:w16du="http://schemas.microsoft.com/office/word/2023/wordml/word16du" xmlns:w16sdtdh="http://schemas.microsoft.com/office/word/2020/wordml/sdtdatahash" xmlns:w16sdtfl="http://schemas.microsoft.com/office/word/2024/wordml/sdtformatlock" xmlns:w16se="http://schemas.microsoft.com/office/word/2015/wordml/symex" xmlns:wpg="http://schemas.microsoft.com/office/word/2010/wordprocessingGroup" xmlns:wpi="http://schemas.microsoft.com/office/word/2010/wordprocessingInk" xmlns:wne="http://schemas.microsoft.com/office/word/2006/wordml" xmlns:wps="http://schemas.microsoft.com/office/word/2010/wordprocessingShape" mc:Ignorable="w14 w15 w16se w16cid w16 w16cex w16sdtdh w16sdtfl w16du wp14">
+  <w:docParts>
+    <w:docPart>
+      <w:docPartPr>
+        <w:name w:val="C68AF0A5A5D04FB489648189A572A876"/>
+        <w:category>
+          <w:name w:val="Generale"/>
+          <w:gallery w:val="placeholder"/>
+        </w:category>
+        <w:types>
+          <w:type w:val="bbPlcHdr"/>
+        </w:types>
+        <w:behaviors>
+          <w:behavior w:val="content"/>
+        </w:behaviors>
+        <w:guid w:val="{303F32F9-73D3-467A-B69C-D5B0FA523CB8}"/>
+      </w:docPartPr>
+      <w:docPartBody>
+        <w:p>
+          <w:pPr>
+            <w:pStyle w:val="C68AF0A5A5D04FB489648189A572A876"/>
+          </w:pPr>
+          <w:r>
+            <w:rPr>
+              <w:color w:val="4472C4" w:themeColor="accent1"/>
+              <w:sz w:val="20"/>
+              <w:szCs w:val="20"/>
+            </w:rPr>
+            <w:t>[Nome dell'autore]</w:t>
+          </w:r>
+        </w:p>
+      </w:docPartBody>
+    </w:docPart>
+  </w:docParts>
+</w:glossaryDocument>
+</file>
+
+<file path=word/glossary/fontTable.xml><?xml version="1.0" encoding="utf-8"?>
+<w:fonts xmlns:mc="http://schemas.openxmlformats.org/markup-compatibility/2006" xmlns:r="http://schemas.openxmlformats.org/officeDocument/2006/relationships" xmlns:w="http://schemas.openxmlformats.org/wordprocessingml/2006/main" xmlns:w14="http://schemas.microsoft.com/office/word/2010/wordml" xmlns:w15="http://schemas.microsoft.com/office/word/2012/wordml" xmlns:w16cex="http://schemas.microsoft.com/office/word/2018/wordml/cex" xmlns:w16cid="http://schemas.microsoft.com/office/word/2016/wordml/cid" xmlns:w16="http://schemas.microsoft.com/office/word/2018/wordml" xmlns:w16du="http://schemas.microsoft.com/office/word/2023/wordml/word16du" xmlns:w16sdtdh="http://schemas.microsoft.com/office/word/2020/wordml/sdtdatahash" xmlns:w16sdtfl="http://schemas.microsoft.com/office/word/2024/wordml/sdtformatlock" xmlns:w16se="http://schemas.microsoft.com/office/word/2015/wordml/symex" mc:Ignorable="w14 w15 w16se w16cid w16 w16cex w16sdtdh w16sdtfl w16du">
+  <w:font w:name="Times New Roman">
+    <w:panose1 w:val="02020603050405020304"/>
+    <w:charset w:val="00"/>
+    <w:family w:val="roman"/>
+    <w:pitch w:val="variable"/>
+    <w:sig w:usb0="E0002EFF" w:usb1="C000785B" w:usb2="00000009" w:usb3="00000000" w:csb0="000001FF" w:csb1="00000000"/>
+  </w:font>
+  <w:font w:name="Calibri">
+    <w:panose1 w:val="020F0502020204030204"/>
+    <w:charset w:val="00"/>
+    <w:family w:val="swiss"/>
+    <w:pitch w:val="variable"/>
+    <w:sig w:usb0="E4002EFF" w:usb1="C200247B" w:usb2="00000009" w:usb3="00000000" w:csb0="000001FF" w:csb1="00000000"/>
+  </w:font>
+  <w:font w:name="Calibri Light">
+    <w:panose1 w:val="020F0302020204030204"/>
+    <w:charset w:val="00"/>
+    <w:family w:val="swiss"/>
+    <w:pitch w:val="variable"/>
+    <w:sig w:usb0="E4002EFF" w:usb1="C200247B" w:usb2="00000009" w:usb3="00000000" w:csb0="000001FF" w:csb1="00000000"/>
+  </w:font>
+</w:fonts>
+</file>
+
+<file path=word/glossary/settings.xml><?xml version="1.0" encoding="utf-8"?>
+<w:settings xmlns:mc="http://schemas.openxmlformats.org/markup-compatibility/2006" xmlns:o="urn:schemas-microsoft-com:office:office" xmlns:r="http://schemas.openxmlformats.org/officeDocument/2006/relationships" xmlns:m="http://schemas.openxmlformats.org/officeDocument/2006/math" xmlns:v="urn:schemas-microsoft-com:vml" xmlns:w10="urn:schemas-microsoft-com:office:word" xmlns:w="http://schemas.openxmlformats.org/wordprocessingml/2006/main" xmlns:w14="http://schemas.microsoft.com/office/word/2010/wordml" xmlns:w15="http://schemas.microsoft.com/office/word/2012/wordml" xmlns:w16cex="http://schemas.microsoft.com/office/word/2018/wordml/cex" xmlns:w16cid="http://schemas.microsoft.com/office/word/2016/wordml/cid" xmlns:w16="http://schemas.microsoft.com/office/word/2018/wordml" xmlns:w16du="http://schemas.microsoft.com/office/word/2023/wordml/word16du" xmlns:w16sdtdh="http://schemas.microsoft.com/office/word/2020/wordml/sdtdatahash" xmlns:w16sdtfl="http://schemas.microsoft.com/office/word/2024/wordml/sdtformatlock" xmlns:w16se="http://schemas.microsoft.com/office/word/2015/wordml/symex" xmlns:sl="http://schemas.openxmlformats.org/schemaLibrary/2006/main" mc:Ignorable="w14 w15 w16se w16cid w16 w16cex w16sdtdh w16sdtfl w16du">
+  <w:view w:val="normal"/>
+  <w:revisionView w:insDel="0" w:inkAnnotations="0"/>
+  <w:defaultTabStop w:val="708"/>
+  <w:hyphenationZone w:val="283"/>
+  <w:characterSpacingControl w:val="doNotCompress"/>
+  <w:compat>
+    <w:useFELayout/>
+    <w:compatSetting w:name="compatibilityMode" w:uri="http://schemas.microsoft.com/office/word" w:val="15"/>
+    <w:compatSetting w:name="overrideTableStyleFontSizeAndJustification" w:uri="http://schemas.microsoft.com/office/word" w:val="1"/>
+    <w:compatSetting w:name="enableOpenTypeFeatures" w:uri="http://schemas.microsoft.com/office/word" w:val="1"/>
+    <w:compatSetting w:name="doNotFlipMirrorIndents" w:uri="http://schemas.microsoft.com/office/word" w:val="1"/>
+    <w:compatSetting w:name="differentiateMultirowTableHeaders" w:uri="http://schemas.microsoft.com/office/word" w:val="1"/>
+    <w:compatSetting w:name="useWord2013TrackBottomHyphenation" w:uri="http://schemas.microsoft.com/office/word" w:val="0"/>
+  </w:compat>
+  <w:rsids>
+    <w:rsidRoot w:val="00283765"/>
+    <w:rsid w:val="00037032"/>
+    <w:rsid w:val="00283765"/>
+    <w:rsid w:val="002F0837"/>
+    <w:rsid w:val="0069220F"/>
+    <w:rsid w:val="007C23D9"/>
+    <w:rsid w:val="009C02AB"/>
+    <w:rsid w:val="00D9156F"/>
+    <w:rsid w:val="00F925DB"/>
+  </w:rsids>
+  <m:mathPr>
+    <m:mathFont m:val="Cambria Math"/>
+    <m:brkBin m:val="before"/>
+    <m:brkBinSub m:val="--"/>
+    <m:smallFrac m:val="0"/>
+    <m:dispDef/>
+    <m:lMargin m:val="0"/>
+    <m:rMargin m:val="0"/>
+    <m:defJc m:val="centerGroup"/>
+    <m:wrapIndent m:val="1440"/>
+    <m:intLim m:val="subSup"/>
+    <m:naryLim m:val="undOvr"/>
+  </m:mathPr>
+  <w:themeFontLang w:val="it-IT"/>
+  <w:clrSchemeMapping w:bg1="light1" w:t1="dark1" w:bg2="light2" w:t2="dark2" w:accent1="accent1" w:accent2="accent2" w:accent3="accent3" w:accent4="accent4" w:accent5="accent5" w:accent6="accent6" w:hyperlink="hyperlink" w:followedHyperlink="followedHyperlink"/>
+  <w:decimalSymbol w:val=","/>
+  <w:listSeparator w:val=";"/>
+  <w15:chartTrackingRefBased/>
+</w:settings>
+</file>
+
+<file path=word/glossary/styles.xml><?xml version="1.0" encoding="utf-8"?>
+<w:styles xmlns:mc="http://schemas.openxmlformats.org/markup-compatibility/2006" xmlns:r="http://schemas.openxmlformats.org/officeDocument/2006/relationships" xmlns:w="http://schemas.openxmlformats.org/wordprocessingml/2006/main" xmlns:w14="http://schemas.microsoft.com/office/word/2010/wordml" xmlns:w15="http://schemas.microsoft.com/office/word/2012/wordml" xmlns:w16cex="http://schemas.microsoft.com/office/word/2018/wordml/cex" xmlns:w16cid="http://schemas.microsoft.com/office/word/2016/wordml/cid" xmlns:w16="http://schemas.microsoft.com/office/word/2018/wordml" xmlns:w16du="http://schemas.microsoft.com/office/word/2023/wordml/word16du" xmlns:w16sdtdh="http://schemas.microsoft.com/office/word/2020/wordml/sdtdatahash" xmlns:w16sdtfl="http://schemas.microsoft.com/office/word/2024/wordml/sdtformatlock" xmlns:w16se="http://schemas.microsoft.com/office/word/2015/wordml/symex" mc:Ignorable="w14 w15 w16se w16cid w16 w16cex w16sdtdh w16sdtfl w16du">
+  <w:docDefaults>
+    <w:rPrDefault>
+      <w:rPr>
+        <w:rFonts w:asciiTheme="minorHAnsi" w:eastAsiaTheme="minorEastAsia" w:hAnsiTheme="minorHAnsi" w:cstheme="minorBidi"/>
+        <w:kern w:val="2"/>
+        <w:sz w:val="24"/>
+        <w:szCs w:val="24"/>
+        <w:lang w:val="it-IT" w:eastAsia="it-IT" w:bidi="ar-SA"/>
+        <w14:ligatures w14:val="standardContextual"/>
+      </w:rPr>
+    </w:rPrDefault>
+    <w:pPrDefault>
+      <w:pPr>
+        <w:spacing w:after="160" w:line="278" w:lineRule="auto"/>
+      </w:pPr>
+    </w:pPrDefault>
+  </w:docDefaults>
+  <w:latentStyles w:defLockedState="0" w:defUIPriority="99" w:defSemiHidden="0" w:defUnhideWhenUsed="0" w:defQFormat="0" w:count="376">
+    <w:lsdException w:name="Normal" w:uiPriority="0" w:qFormat="1"/>
+    <w:lsdException w:name="heading 1" w:uiPriority="9" w:qFormat="1"/>
+    <w:lsdException w:name="heading 2" w:semiHidden="1" w:uiPriority="9" w:unhideWhenUsed="1" w:qFormat="1"/>
+    <w:lsdException w:name="heading 3" w:semiHidden="1" w:uiPriority="9" w:unhideWhenUsed="1" w:qFormat="1"/>
+    <w:lsdException w:name="heading 4" w:semiHidden="1" w:uiPriority="9" w:unhideWhenUsed="1" w:qFormat="1"/>
+    <w:lsdException w:name="heading 5" w:semiHidden="1" w:uiPriority="9" w:unhideWhenUsed="1" w:qFormat="1"/>
+    <w:lsdException w:name="heading 6" w:semiHidden="1" w:uiPriority="9" w:unhideWhenUsed="1" w:qFormat="1"/>
+    <w:lsdException w:name="heading 7" w:semiHidden="1" w:uiPriority="9" w:unhideWhenUsed="1" w:qFormat="1"/>
+    <w:lsdException w:name="heading 8" w:semiHidden="1" w:uiPriority="9" w:unhideWhenUsed="1" w:qFormat="1"/>
+    <w:lsdException w:name="heading 9" w:semiHidden="1" w:uiPriority="9" w:unhideWhenUsed="1" w:qFormat="1"/>
+    <w:lsdException w:name="index 1" w:semiHidden="1" w:unhideWhenUsed="1"/>
+    <w:lsdException w:name="index 2" w:semiHidden="1" w:unhideWhenUsed="1"/>
+    <w:lsdException w:name="index 3" w:semiHidden="1" w:unhideWhenUsed="1"/>
+    <w:lsdException w:name="index 4" w:semiHidden="1" w:unhideWhenUsed="1"/>
+    <w:lsdException w:name="index 5" w:semiHidden="1" w:unhideWhenUsed="1"/>
+    <w:lsdException w:name="index 6" w:semiHidden="1" w:unhideWhenUsed="1"/>
+    <w:lsdException w:name="index 7" w:semiHidden="1" w:unhideWhenUsed="1"/>
+    <w:lsdException w:name="index 8" w:semiHidden="1" w:unhideWhenUsed="1"/>
+    <w:lsdException w:name="index 9" w:semiHidden="1" w:unhideWhenUsed="1"/>
+    <w:lsdException w:name="toc 1" w:semiHidden="1" w:uiPriority="39" w:unhideWhenUsed="1"/>
+    <w:lsdException w:name="toc 2" w:semiHidden="1" w:uiPriority="39" w:unhideWhenUsed="1"/>
+    <w:lsdException w:name="toc 3" w:semiHidden="1" w:uiPriority="39" w:unhideWhenUsed="1"/>
+    <w:lsdException w:name="toc 4" w:semiHidden="1" w:uiPriority="39" w:unhideWhenUsed="1"/>
+    <w:lsdException w:name="toc 5" w:semiHidden="1" w:uiPriority="39" w:unhideWhenUsed="1"/>
+    <w:lsdException w:name="toc 6" w:semiHidden="1" w:uiPriority="39" w:unhideWhenUsed="1"/>
+    <w:lsdException w:name="toc 7" w:semiHidden="1" w:uiPriority="39" w:unhideWhenUsed="1"/>
+    <w:lsdException w:name="toc 8" w:semiHidden="1" w:uiPriority="39" w:unhideWhenUsed="1"/>
+    <w:lsdException w:name="toc 9" w:semiHidden="1" w:uiPriority="39" w:unhideWhenUsed="1"/>
+    <w:lsdException w:name="Normal Indent" w:semiHidden="1" w:unhideWhenUsed="1"/>
+    <w:lsdException w:name="footnote text" w:semiHidden="1" w:unhideWhenUsed="1"/>
+    <w:lsdException w:name="annotation text" w:semiHidden="1" w:unhideWhenUsed="1"/>
+    <w:lsdException w:name="header" w:semiHidden="1" w:unhideWhenUsed="1"/>
+    <w:lsdException w:name="footer" w:semiHidden="1" w:unhideWhenUsed="1"/>
+    <w:lsdException w:name="index heading" w:semiHidden="1" w:unhideWhenUsed="1"/>
+    <w:lsdException w:name="caption" w:semiHidden="1" w:uiPriority="35" w:unhideWhenUsed="1" w:qFormat="1"/>
+    <w:lsdException w:name="table of figures" w:semiHidden="1" w:unhideWhenUsed="1"/>
+    <w:lsdException w:name="envelope address" w:semiHidden="1" w:unhideWhenUsed="1"/>
+    <w:lsdException w:name="envelope return" w:semiHidden="1" w:unhideWhenUsed="1"/>
+    <w:lsdException w:name="footnote reference" w:semiHidden="1" w:unhideWhenUsed="1"/>
+    <w:lsdException w:name="annotation reference" w:semiHidden="1" w:unhideWhenUsed="1"/>
+    <w:lsdException w:name="line number" w:semiHidden="1" w:unhideWhenUsed="1"/>
+    <w:lsdException w:name="page number" w:semiHidden="1" w:unhideWhenUsed="1"/>
+    <w:lsdException w:name="endnote reference" w:semiHidden="1" w:unhideWhenUsed="1"/>
+    <w:lsdException w:name="endnote text" w:semiHidden="1" w:unhideWhenUsed="1"/>
+    <w:lsdException w:name="table of authorities" w:semiHidden="1" w:unhideWhenUsed="1"/>
+    <w:lsdException w:name="macro" w:semiHidden="1" w:unhideWhenUsed="1"/>
+    <w:lsdException w:name="toa heading" w:semiHidden="1" w:unhideWhenUsed="1"/>
+    <w:lsdException w:name="List" w:semiHidden="1" w:unhideWhenUsed="1"/>
+    <w:lsdException w:name="List Bullet" w:semiHidden="1" w:unhideWhenUsed="1"/>
+    <w:lsdException w:name="List Number" w:semiHidden="1" w:unhideWhenUsed="1"/>
+    <w:lsdException w:name="List 2" w:semiHidden="1" w:unhideWhenUsed="1"/>
+    <w:lsdException w:name="List 3" w:semiHidden="1" w:unhideWhenUsed="1"/>
+    <w:lsdException w:name="List 4" w:semiHidden="1" w:unhideWhenUsed="1"/>
+    <w:lsdException w:name="List 5" w:semiHidden="1" w:unhideWhenUsed="1"/>
+    <w:lsdException w:name="List Bullet 2" w:semiHidden="1" w:unhideWhenUsed="1"/>
+    <w:lsdException w:name="List Bullet 3" w:semiHidden="1" w:unhideWhenUsed="1"/>
+    <w:lsdException w:name="List Bullet 4" w:semiHidden="1" w:unhideWhenUsed="1"/>
+    <w:lsdException w:name="List Bullet 5" w:semiHidden="1" w:unhideWhenUsed="1"/>
+    <w:lsdException w:name="List Number 2" w:semiHidden="1" w:unhideWhenUsed="1"/>
+    <w:lsdException w:name="List Number 3" w:semiHidden="1" w:unhideWhenUsed="1"/>
+    <w:lsdException w:name="List Number 4" w:semiHidden="1" w:unhideWhenUsed="1"/>
+    <w:lsdException w:name="List Number 5" w:semiHidden="1" w:unhideWhenUsed="1"/>
+    <w:lsdException w:name="Title" w:uiPriority="10" w:qFormat="1"/>
+    <w:lsdException w:name="Closing" w:semiHidden="1" w:unhideWhenUsed="1"/>
+    <w:lsdException w:name="Signature" w:semiHidden="1" w:unhideWhenUsed="1"/>
+    <w:lsdException w:name="Default Paragraph Font" w:semiHidden="1" w:uiPriority="1" w:unhideWhenUsed="1"/>
+    <w:lsdException w:name="Body Text" w:semiHidden="1" w:unhideWhenUsed="1"/>
+    <w:lsdException w:name="Body Text Indent" w:semiHidden="1" w:unhideWhenUsed="1"/>
+    <w:lsdException w:name="List Continue" w:semiHidden="1" w:unhideWhenUsed="1"/>
+    <w:lsdException w:name="List Continue 2" w:semiHidden="1" w:unhideWhenUsed="1"/>
+    <w:lsdException w:name="List Continue 3" w:semiHidden="1" w:unhideWhenUsed="1"/>
+    <w:lsdException w:name="List Continue 4" w:semiHidden="1" w:unhideWhenUsed="1"/>
+    <w:lsdException w:name="List Continue 5" w:semiHidden="1" w:unhideWhenUsed="1"/>
+    <w:lsdException w:name="Message Header" w:semiHidden="1" w:unhideWhenUsed="1"/>
+    <w:lsdException w:name="Subtitle" w:uiPriority="11" w:qFormat="1"/>
+    <w:lsdException w:name="Salutation" w:semiHidden="1" w:unhideWhenUsed="1"/>
+    <w:lsdException w:name="Date" w:semiHidden="1" w:unhideWhenUsed="1"/>
+    <w:lsdException w:name="Body Text First Indent" w:semiHidden="1" w:unhideWhenUsed="1"/>
+    <w:lsdException w:name="Body Text First Indent 2" w:semiHidden="1" w:unhideWhenUsed="1"/>
+    <w:lsdException w:name="Note Heading" w:semiHidden="1" w:unhideWhenUsed="1"/>
+    <w:lsdException w:name="Body Text 2" w:semiHidden="1" w:unhideWhenUsed="1"/>
+    <w:lsdException w:name="Body Text 3" w:semiHidden="1" w:unhideWhenUsed="1"/>
+    <w:lsdException w:name="Body Text Indent 2" w:semiHidden="1" w:unhideWhenUsed="1"/>
+    <w:lsdException w:name="Body Text Indent 3" w:semiHidden="1" w:unhideWhenUsed="1"/>
+    <w:lsdException w:name="Block Text" w:semiHidden="1" w:unhideWhenUsed="1"/>
+    <w:lsdException w:name="Hyperlink" w:semiHidden="1" w:unhideWhenUsed="1"/>
+    <w:lsdException w:name="FollowedHyperlink" w:semiHidden="1" w:unhideWhenUsed="1"/>
+    <w:lsdException w:name="Strong" w:uiPriority="22" w:qFormat="1"/>
+    <w:lsdException w:name="Emphasis" w:uiPriority="20" w:qFormat="1"/>
+    <w:lsdException w:name="Document Map" w:semiHidden="1" w:unhideWhenUsed="1"/>
+    <w:lsdException w:name="Plain Text" w:semiHidden="1" w:unhideWhenUsed="1"/>
+    <w:lsdException w:name="E-mail Signature" w:semiHidden="1" w:unhideWhenUsed="1"/>
+    <w:lsdException w:name="HTML Top of Form" w:semiHidden="1" w:unhideWhenUsed="1"/>
+    <w:lsdException w:name="HTML Bottom of Form" w:semiHidden="1" w:unhideWhenUsed="1"/>
+    <w:lsdException w:name="Normal (Web)" w:semiHidden="1" w:unhideWhenUsed="1"/>
+    <w:lsdException w:name="HTML Acronym" w:semiHidden="1" w:unhideWhenUsed="1"/>
+    <w:lsdException w:name="HTML Address" w:semiHidden="1" w:unhideWhenUsed="1"/>
+    <w:lsdException w:name="HTML Cite" w:semiHidden="1" w:unhideWhenUsed="1"/>
+    <w:lsdException w:name="HTML Code" w:semiHidden="1" w:unhideWhenUsed="1"/>
+    <w:lsdException w:name="HTML Definition" w:semiHidden="1" w:unhideWhenUsed="1"/>
+    <w:lsdException w:name="HTML Keyboard" w:semiHidden="1" w:unhideWhenUsed="1"/>
+    <w:lsdException w:name="HTML Preformatted" w:semiHidden="1" w:unhideWhenUsed="1"/>
+    <w:lsdException w:name="HTML Sample" w:semiHidden="1" w:unhideWhenUsed="1"/>
+    <w:lsdException w:name="HTML Typewriter" w:semiHidden="1" w:unhideWhenUsed="1"/>
+    <w:lsdException w:name="HTML Variable" w:semiHidden="1" w:unhideWhenUsed="1"/>
+    <w:lsdException w:name="Normal Table" w:semiHidden="1" w:unhideWhenUsed="1"/>
+    <w:lsdException w:name="annotation subject" w:semiHidden="1" w:unhideWhenUsed="1"/>
+    <w:lsdException w:name="No List" w:semiHidden="1" w:unhideWhenUsed="1"/>
+    <w:lsdException w:name="Outline List 1" w:semiHidden="1" w:unhideWhenUsed="1"/>
+    <w:lsdException w:name="Outline List 2" w:semiHidden="1" w:unhideWhenUsed="1"/>
+    <w:lsdException w:name="Outline List 3" w:semiHidden="1" w:unhideWhenUsed="1"/>
+    <w:lsdException w:name="Table Simple 1" w:semiHidden="1" w:unhideWhenUsed="1"/>
+    <w:lsdException w:name="Table Simple 2" w:semiHidden="1" w:unhideWhenUsed="1"/>
+    <w:lsdException w:name="Table Simple 3" w:semiHidden="1" w:unhideWhenUsed="1"/>
+    <w:lsdException w:name="Table Classic 1" w:semiHidden="1" w:unhideWhenUsed="1"/>
+    <w:lsdException w:name="Table Classic 2" w:semiHidden="1" w:unhideWhenUsed="1"/>
+    <w:lsdException w:name="Table Classic 3" w:semiHidden="1" w:unhideWhenUsed="1"/>
+    <w:lsdException w:name="Table Classic 4" w:semiHidden="1" w:unhideWhenUsed="1"/>
+    <w:lsdException w:name="Table Colorful 1" w:semiHidden="1" w:unhideWhenUsed="1"/>
+    <w:lsdException w:name="Table Colorful 2" w:semiHidden="1" w:unhideWhenUsed="1"/>
+    <w:lsdException w:name="Table Colorful 3" w:semiHidden="1" w:unhideWhenUsed="1"/>
+    <w:lsdException w:name="Table Columns 1" w:semiHidden="1" w:unhideWhenUsed="1"/>
+    <w:lsdException w:name="Table Columns 2" w:semiHidden="1" w:unhideWhenUsed="1"/>
+    <w:lsdException w:name="Table Columns 3" w:semiHidden="1" w:unhideWhenUsed="1"/>
+    <w:lsdException w:name="Table Columns 4" w:semiHidden="1" w:unhideWhenUsed="1"/>
+    <w:lsdException w:name="Table Columns 5" w:semiHidden="1" w:unhideWhenUsed="1"/>
+    <w:lsdException w:name="Table Grid 1" w:semiHidden="1" w:unhideWhenUsed="1"/>
+    <w:lsdException w:name="Table Grid 2" w:semiHidden="1" w:unhideWhenUsed="1"/>
+    <w:lsdException w:name="Table Grid 3" w:semiHidden="1" w:unhideWhenUsed="1"/>
+    <w:lsdException w:name="Table Grid 4" w:semiHidden="1" w:unhideWhenUsed="1"/>
+    <w:lsdException w:name="Table Grid 5" w:semiHidden="1" w:unhideWhenUsed="1"/>
+    <w:lsdException w:name="Table Grid 6" w:semiHidden="1" w:unhideWhenUsed="1"/>
+    <w:lsdException w:name="Table Grid 7" w:semiHidden="1" w:unhideWhenUsed="1"/>
+    <w:lsdException w:name="Table Grid 8" w:semiHidden="1" w:unhideWhenUsed="1"/>
+    <w:lsdException w:name="Table List 1" w:semiHidden="1" w:unhideWhenUsed="1"/>
+    <w:lsdException w:name="Table List 2" w:semiHidden="1" w:unhideWhenUsed="1"/>
+    <w:lsdException w:name="Table List 3" w:semiHidden="1" w:unhideWhenUsed="1"/>
+    <w:lsdException w:name="Table List 4" w:semiHidden="1" w:unhideWhenUsed="1"/>
+    <w:lsdException w:name="Table List 5" w:semiHidden="1" w:unhideWhenUsed="1"/>
+    <w:lsdException w:name="Table List 6" w:semiHidden="1" w:unhideWhenUsed="1"/>
+    <w:lsdException w:name="Table List 7" w:semiHidden="1" w:unhideWhenUsed="1"/>
+    <w:lsdException w:name="Table List 8" w:semiHidden="1" w:unhideWhenUsed="1"/>
+    <w:lsdException w:name="Table 3D effects 1" w:semiHidden="1" w:unhideWhenUsed="1"/>
+    <w:lsdException w:name="Table 3D effects 2" w:semiHidden="1" w:unhideWhenUsed="1"/>
+    <w:lsdException w:name="Table 3D effects 3" w:semiHidden="1" w:unhideWhenUsed="1"/>
+    <w:lsdException w:name="Table Contemporary" w:semiHidden="1" w:unhideWhenUsed="1"/>
+    <w:lsdException w:name="Table Elegant" w:semiHidden="1" w:unhideWhenUsed="1"/>
+    <w:lsdException w:name="Table Professional" w:semiHidden="1" w:unhideWhenUsed="1"/>
+    <w:lsdException w:name="Table Subtle 1" w:semiHidden="1" w:unhideWhenUsed="1"/>
+    <w:lsdException w:name="Table Subtle 2" w:semiHidden="1" w:unhideWhenUsed="1"/>
+    <w:lsdException w:name="Table Web 1" w:semiHidden="1" w:unhideWhenUsed="1"/>
+    <w:lsdException w:name="Table Web 2" w:semiHidden="1" w:unhideWhenUsed="1"/>
+    <w:lsdException w:name="Table Web 3" w:semiHidden="1" w:unhideWhenUsed="1"/>
+    <w:lsdException w:name="Balloon Text" w:semiHidden="1" w:unhideWhenUsed="1"/>
+    <w:lsdException w:name="Table Grid" w:uiPriority="39"/>
+    <w:lsdException w:name="Table Theme" w:semiHidden="1" w:unhideWhenUsed="1"/>
+    <w:lsdException w:name="Placeholder Text" w:semiHidden="1"/>
+    <w:lsdException w:name="No Spacing" w:uiPriority="1" w:qFormat="1"/>
+    <w:lsdException w:name="Light Shading" w:uiPriority="60"/>
+    <w:lsdException w:name="Light List" w:uiPriority="61"/>
+    <w:lsdException w:name="Light Grid" w:uiPriority="62"/>
+    <w:lsdException w:name="Medium Shading 1" w:uiPriority="63"/>
+    <w:lsdException w:name="Medium Shading 2" w:uiPriority="64"/>
+    <w:lsdException w:name="Medium List 1" w:uiPriority="65"/>
+    <w:lsdException w:name="Medium List 2" w:uiPriority="66"/>
+    <w:lsdException w:name="Medium Grid 1" w:uiPriority="67"/>
+    <w:lsdException w:name="Medium Grid 2" w:uiPriority="68"/>
+    <w:lsdException w:name="Medium Grid 3" w:uiPriority="69"/>
+    <w:lsdException w:name="Dark List" w:uiPriority="70"/>
+    <w:lsdException w:name="Colorful Shading" w:uiPriority="71"/>
+    <w:lsdException w:name="Colorful List" w:uiPriority="72"/>
+    <w:lsdException w:name="Colorful Grid" w:uiPriority="73"/>
+    <w:lsdException w:name="Light Shading Accent 1" w:uiPriority="60"/>
+    <w:lsdException w:name="Light List Accent 1" w:uiPriority="61"/>
+    <w:lsdException w:name="Light Grid Accent 1" w:uiPriority="62"/>
+    <w:lsdException w:name="Medium Shading 1 Accent 1" w:uiPriority="63"/>
+    <w:lsdException w:name="Medium Shading 2 Accent 1" w:uiPriority="64"/>
+    <w:lsdException w:name="Medium List 1 Accent 1" w:uiPriority="65"/>
+    <w:lsdException w:name="Revision" w:semiHidden="1"/>
+    <w:lsdException w:name="List Paragraph" w:uiPriority="34" w:qFormat="1"/>
+    <w:lsdException w:name="Quote" w:uiPriority="29" w:qFormat="1"/>
+    <w:lsdException w:name="Intense Quote" w:uiPriority="30" w:qFormat="1"/>
+    <w:lsdException w:name="Medium List 2 Accent 1" w:uiPriority="66"/>
+    <w:lsdException w:name="Medium Grid 1 Accent 1" w:uiPriority="67"/>
+    <w:lsdException w:name="Medium Grid 2 Accent 1" w:uiPriority="68"/>
+    <w:lsdException w:name="Medium Grid 3 Accent 1" w:uiPriority="69"/>
+    <w:lsdException w:name="Dark List Accent 1" w:uiPriority="70"/>
+    <w:lsdException w:name="Colorful Shading Accent 1" w:uiPriority="71"/>
+    <w:lsdException w:name="Colorful List Accent 1" w:uiPriority="72"/>
+    <w:lsdException w:name="Colorful Grid Accent 1" w:uiPriority="73"/>
+    <w:lsdException w:name="Light Shading Accent 2" w:uiPriority="60"/>
+    <w:lsdException w:name="Light List Accent 2" w:uiPriority="61"/>
+    <w:lsdException w:name="Light Grid Accent 2" w:uiPriority="62"/>
+    <w:lsdException w:name="Medium Shading 1 Accent 2" w:uiPriority="63"/>
+    <w:lsdException w:name="Medium Shading 2 Accent 2" w:uiPriority="64"/>
+    <w:lsdException w:name="Medium List 1 Accent 2" w:uiPriority="65"/>
+    <w:lsdException w:name="Medium List 2 Accent 2" w:uiPriority="66"/>
+    <w:lsdException w:name="Medium Grid 1 Accent 2" w:uiPriority="67"/>
+    <w:lsdException w:name="Medium Grid 2 Accent 2" w:uiPriority="68"/>
+    <w:lsdException w:name="Medium Grid 3 Accent 2" w:uiPriority="69"/>
+    <w:lsdException w:name="Dark List Accent 2" w:uiPriority="70"/>
+    <w:lsdException w:name="Colorful Shading Accent 2" w:uiPriority="71"/>
+    <w:lsdException w:name="Colorful List Accent 2" w:uiPriority="72"/>
+    <w:lsdException w:name="Colorful Grid Accent 2" w:uiPriority="73"/>
+    <w:lsdException w:name="Light Shading Accent 3" w:uiPriority="60"/>
+    <w:lsdException w:name="Light List Accent 3" w:uiPriority="61"/>
+    <w:lsdException w:name="Light Grid Accent 3" w:uiPriority="62"/>
+    <w:lsdException w:name="Medium Shading 1 Accent 3" w:uiPriority="63"/>
+    <w:lsdException w:name="Medium Shading 2 Accent 3" w:uiPriority="64"/>
+    <w:lsdException w:name="Medium List 1 Accent 3" w:uiPriority="65"/>
+    <w:lsdException w:name="Medium List 2 Accent 3" w:uiPriority="66"/>
+    <w:lsdException w:name="Medium Grid 1 Accent 3" w:uiPriority="67"/>
+    <w:lsdException w:name="Medium Grid 2 Accent 3" w:uiPriority="68"/>
+    <w:lsdException w:name="Medium Grid 3 Accent 3" w:uiPriority="69"/>
+    <w:lsdException w:name="Dark List Accent 3" w:uiPriority="70"/>
+    <w:lsdException w:name="Colorful Shading Accent 3" w:uiPriority="71"/>
+    <w:lsdException w:name="Colorful List Accent 3" w:uiPriority="72"/>
+    <w:lsdException w:name="Colorful Grid Accent 3" w:uiPriority="73"/>
+    <w:lsdException w:name="Light Shading Accent 4" w:uiPriority="60"/>
+    <w:lsdException w:name="Light List Accent 4" w:uiPriority="61"/>
+    <w:lsdException w:name="Light Grid Accent 4" w:uiPriority="62"/>
+    <w:lsdException w:name="Medium Shading 1 Accent 4" w:uiPriority="63"/>
+    <w:lsdException w:name="Medium Shading 2 Accent 4" w:uiPriority="64"/>
+    <w:lsdException w:name="Medium List 1 Accent 4" w:uiPriority="65"/>
+    <w:lsdException w:name="Medium List 2 Accent 4" w:uiPriority="66"/>
+    <w:lsdException w:name="Medium Grid 1 Accent 4" w:uiPriority="67"/>
+    <w:lsdException w:name="Medium Grid 2 Accent 4" w:uiPriority="68"/>
+    <w:lsdException w:name="Medium Grid 3 Accent 4" w:uiPriority="69"/>
+    <w:lsdException w:name="Dark List Accent 4" w:uiPriority="70"/>
+    <w:lsdException w:name="Colorful Shading Accent 4" w:uiPriority="71"/>
+    <w:lsdException w:name="Colorful List Accent 4" w:uiPriority="72"/>
+    <w:lsdException w:name="Colorful Grid Accent 4" w:uiPriority="73"/>
+    <w:lsdException w:name="Light Shading Accent 5" w:uiPriority="60"/>
+    <w:lsdException w:name="Light List Accent 5" w:uiPriority="61"/>
+    <w:lsdException w:name="Light Grid Accent 5" w:uiPriority="62"/>
+    <w:lsdException w:name="Medium Shading 1 Accent 5" w:uiPriority="63"/>
+    <w:lsdException w:name="Medium Shading 2 Accent 5" w:uiPriority="64"/>
+    <w:lsdException w:name="Medium List 1 Accent 5" w:uiPriority="65"/>
+    <w:lsdException w:name="Medium List 2 Accent 5" w:uiPriority="66"/>
+    <w:lsdException w:name="Medium Grid 1 Accent 5" w:uiPriority="67"/>
+    <w:lsdException w:name="Medium Grid 2 Accent 5" w:uiPriority="68"/>
+    <w:lsdException w:name="Medium Grid 3 Accent 5" w:uiPriority="69"/>
+    <w:lsdException w:name="Dark List Accent 5" w:uiPriority="70"/>
+    <w:lsdException w:name="Colorful Shading Accent 5" w:uiPriority="71"/>
+    <w:lsdException w:name="Colorful List Accent 5" w:uiPriority="72"/>
+    <w:lsdException w:name="Colorful Grid Accent 5" w:uiPriority="73"/>
+    <w:lsdException w:name="Light Shading Accent 6" w:uiPriority="60"/>
+    <w:lsdException w:name="Light List Accent 6" w:uiPriority="61"/>
+    <w:lsdException w:name="Light Grid Accent 6" w:uiPriority="62"/>
+    <w:lsdException w:name="Medium Shading 1 Accent 6" w:uiPriority="63"/>
+    <w:lsdException w:name="Medium Shading 2 Accent 6" w:uiPriority="64"/>
+    <w:lsdException w:name="Medium List 1 Accent 6" w:uiPriority="65"/>
+    <w:lsdException w:name="Medium List 2 Accent 6" w:uiPriority="66"/>
+    <w:lsdException w:name="Medium Grid 1 Accent 6" w:uiPriority="67"/>
+    <w:lsdException w:name="Medium Grid 2 Accent 6" w:uiPriority="68"/>
+    <w:lsdException w:name="Medium Grid 3 Accent 6" w:uiPriority="69"/>
+    <w:lsdException w:name="Dark List Accent 6" w:uiPriority="70"/>
+    <w:lsdException w:name="Colorful Shading Accent 6" w:uiPriority="71"/>
+    <w:lsdException w:name="Colorful List Accent 6" w:uiPriority="72"/>
+    <w:lsdException w:name="Colorful Grid Accent 6" w:uiPriority="73"/>
+    <w:lsdException w:name="Subtle Emphasis" w:uiPriority="19" w:qFormat="1"/>
+    <w:lsdException w:name="Intense Emphasis" w:uiPriority="21" w:qFormat="1"/>
+    <w:lsdException w:name="Subtle Reference" w:uiPriority="31" w:qFormat="1"/>
+    <w:lsdException w:name="Intense Reference" w:uiPriority="32" w:qFormat="1"/>
+    <w:lsdException w:name="Book Title" w:uiPriority="33" w:qFormat="1"/>
+    <w:lsdException w:name="Bibliography" w:semiHidden="1" w:uiPriority="37" w:unhideWhenUsed="1"/>
+    <w:lsdException w:name="TOC Heading" w:semiHidden="1" w:uiPriority="39" w:unhideWhenUsed="1" w:qFormat="1"/>
+    <w:lsdException w:name="Plain Table 1" w:uiPriority="41"/>
+    <w:lsdException w:name="Plain Table 2" w:uiPriority="42"/>
+    <w:lsdException w:name="Plain Table 3" w:uiPriority="43"/>
+    <w:lsdException w:name="Plain Table 4" w:uiPriority="44"/>
+    <w:lsdException w:name="Plain Table 5" w:uiPriority="45"/>
+    <w:lsdException w:name="Grid Table Light" w:uiPriority="40"/>
+    <w:lsdException w:name="Grid Table 1 Light" w:uiPriority="46"/>
+    <w:lsdException w:name="Grid Table 2" w:uiPriority="47"/>
+    <w:lsdException w:name="Grid Table 3" w:uiPriority="48"/>
+    <w:lsdException w:name="Grid Table 4" w:uiPriority="49"/>
+    <w:lsdException w:name="Grid Table 5 Dark" w:uiPriority="50"/>
+    <w:lsdException w:name="Grid Table 6 Colorful" w:uiPriority="51"/>
+    <w:lsdException w:name="Grid Table 7 Colorful" w:uiPriority="52"/>
+    <w:lsdException w:name="Grid Table 1 Light Accent 1" w:uiPriority="46"/>
+    <w:lsdException w:name="Grid Table 2 Accent 1" w:uiPriority="47"/>
+    <w:lsdException w:name="Grid Table 3 Accent 1" w:uiPriority="48"/>
+    <w:lsdException w:name="Grid Table 4 Accent 1" w:uiPriority="49"/>
+    <w:lsdException w:name="Grid Table 5 Dark Accent 1" w:uiPriority="50"/>
+    <w:lsdException w:name="Grid Table 6 Colorful Accent 1" w:uiPriority="51"/>
+    <w:lsdException w:name="Grid Table 7 Colorful Accent 1" w:uiPriority="52"/>
+    <w:lsdException w:name="Grid Table 1 Light Accent 2" w:uiPriority="46"/>
+    <w:lsdException w:name="Grid Table 2 Accent 2" w:uiPriority="47"/>
+    <w:lsdException w:name="Grid Table 3 Accent 2" w:uiPriority="48"/>
+    <w:lsdException w:name="Grid Table 4 Accent 2" w:uiPriority="49"/>
+    <w:lsdException w:name="Grid Table 5 Dark Accent 2" w:uiPriority="50"/>
+    <w:lsdException w:name="Grid Table 6 Colorful Accent 2" w:uiPriority="51"/>
+    <w:lsdException w:name="Grid Table 7 Colorful Accent 2" w:uiPriority="52"/>
+    <w:lsdException w:name="Grid Table 1 Light Accent 3" w:uiPriority="46"/>
+    <w:lsdException w:name="Grid Table 2 Accent 3" w:uiPriority="47"/>
+    <w:lsdException w:name="Grid Table 3 Accent 3" w:uiPriority="48"/>
+    <w:lsdException w:name="Grid Table 4 Accent 3" w:uiPriority="49"/>
+    <w:lsdException w:name="Grid Table 5 Dark Accent 3" w:uiPriority="50"/>
+    <w:lsdException w:name="Grid Table 6 Colorful Accent 3" w:uiPriority="51"/>
+    <w:lsdException w:name="Grid Table 7 Colorful Accent 3" w:uiPriority="52"/>
+    <w:lsdException w:name="Grid Table 1 Light Accent 4" w:uiPriority="46"/>
+    <w:lsdException w:name="Grid Table 2 Accent 4" w:uiPriority="47"/>
+    <w:lsdException w:name="Grid Table 3 Accent 4" w:uiPriority="48"/>
+    <w:lsdException w:name="Grid Table 4 Accent 4" w:uiPriority="49"/>
+    <w:lsdException w:name="Grid Table 5 Dark Accent 4" w:uiPriority="50"/>
+    <w:lsdException w:name="Grid Table 6 Colorful Accent 4" w:uiPriority="51"/>
+    <w:lsdException w:name="Grid Table 7 Colorful Accent 4" w:uiPriority="52"/>
+    <w:lsdException w:name="Grid Table 1 Light Accent 5" w:uiPriority="46"/>
+    <w:lsdException w:name="Grid Table 2 Accent 5" w:uiPriority="47"/>
+    <w:lsdException w:name="Grid Table 3 Accent 5" w:uiPriority="48"/>
+    <w:lsdException w:name="Grid Table 4 Accent 5" w:uiPriority="49"/>
+    <w:lsdException w:name="Grid Table 5 Dark Accent 5" w:uiPriority="50"/>
+    <w:lsdException w:name="Grid Table 6 Colorful Accent 5" w:uiPriority="51"/>
+    <w:lsdException w:name="Grid Table 7 Colorful Accent 5" w:uiPriority="52"/>
+    <w:lsdException w:name="Grid Table 1 Light Accent 6" w:uiPriority="46"/>
+    <w:lsdException w:name="Grid Table 2 Accent 6" w:uiPriority="47"/>
+    <w:lsdException w:name="Grid Table 3 Accent 6" w:uiPriority="48"/>
+    <w:lsdException w:name="Grid Table 4 Accent 6" w:uiPriority="49"/>
+    <w:lsdException w:name="Grid Table 5 Dark Accent 6" w:uiPriority="50"/>
+    <w:lsdException w:name="Grid Table 6 Colorful Accent 6" w:uiPriority="51"/>
+    <w:lsdException w:name="Grid Table 7 Colorful Accent 6" w:uiPriority="52"/>
+    <w:lsdException w:name="List Table 1 Light" w:uiPriority="46"/>
+    <w:lsdException w:name="List Table 2" w:uiPriority="47"/>
+    <w:lsdException w:name="List Table 3" w:uiPriority="48"/>
+    <w:lsdException w:name="List Table 4" w:uiPriority="49"/>
+    <w:lsdException w:name="List Table 5 Dark" w:uiPriority="50"/>
+    <w:lsdException w:name="List Table 6 Colorful" w:uiPriority="51"/>
+    <w:lsdException w:name="List Table 7 Colorful" w:uiPriority="52"/>
+    <w:lsdException w:name="List Table 1 Light Accent 1" w:uiPriority="46"/>
+    <w:lsdException w:name="List Table 2 Accent 1" w:uiPriority="47"/>
+    <w:lsdException w:name="List Table 3 Accent 1" w:uiPriority="48"/>
+    <w:lsdException w:name="List Table 4 Accent 1" w:uiPriority="49"/>
+    <w:lsdException w:name="List Table 5 Dark Accent 1" w:uiPriority="50"/>
+    <w:lsdException w:name="List Table 6 Colorful Accent 1" w:uiPriority="51"/>
+    <w:lsdException w:name="List Table 7 Colorful Accent 1" w:uiPriority="52"/>
+    <w:lsdException w:name="List Table 1 Light Accent 2" w:uiPriority="46"/>
+    <w:lsdException w:name="List Table 2 Accent 2" w:uiPriority="47"/>
+    <w:lsdException w:name="List Table 3 Accent 2" w:uiPriority="48"/>
+    <w:lsdException w:name="List Table 4 Accent 2" w:uiPriority="49"/>
+    <w:lsdException w:name="List Table 5 Dark Accent 2" w:uiPriority="50"/>
+    <w:lsdException w:name="List Table 6 Colorful Accent 2" w:uiPriority="51"/>
+    <w:lsdException w:name="List Table 7 Colorful Accent 2" w:uiPriority="52"/>
+    <w:lsdException w:name="List Table 1 Light Accent 3" w:uiPriority="46"/>
+    <w:lsdException w:name="List Table 2 Accent 3" w:uiPriority="47"/>
+    <w:lsdException w:name="List Table 3 Accent 3" w:uiPriority="48"/>
+    <w:lsdException w:name="List Table 4 Accent 3" w:uiPriority="49"/>
+    <w:lsdException w:name="List Table 5 Dark Accent 3" w:uiPriority="50"/>
+    <w:lsdException w:name="List Table 6 Colorful Accent 3" w:uiPriority="51"/>
+    <w:lsdException w:name="List Table 7 Colorful Accent 3" w:uiPriority="52"/>
+    <w:lsdException w:name="List Table 1 Light Accent 4" w:uiPriority="46"/>
+    <w:lsdException w:name="List Table 2 Accent 4" w:uiPriority="47"/>
+    <w:lsdException w:name="List Table 3 Accent 4" w:uiPriority="48"/>
+    <w:lsdException w:name="List Table 4 Accent 4" w:uiPriority="49"/>
+    <w:lsdException w:name="List Table 5 Dark Accent 4" w:uiPriority="50"/>
+    <w:lsdException w:name="List Table 6 Colorful Accent 4" w:uiPriority="51"/>
+    <w:lsdException w:name="List Table 7 Colorful Accent 4" w:uiPriority="52"/>
+    <w:lsdException w:name="List Table 1 Light Accent 5" w:uiPriority="46"/>
+    <w:lsdException w:name="List Table 2 Accent 5" w:uiPriority="47"/>
+    <w:lsdException w:name="List Table 3 Accent 5" w:uiPriority="48"/>
+    <w:lsdException w:name="List Table 4 Accent 5" w:uiPriority="49"/>
+    <w:lsdException w:name="List Table 5 Dark Accent 5" w:uiPriority="50"/>
+    <w:lsdException w:name="List Table 6 Colorful Accent 5" w:uiPriority="51"/>
+    <w:lsdException w:name="List Table 7 Colorful Accent 5" w:uiPriority="52"/>
+    <w:lsdException w:name="List Table 1 Light Accent 6" w:uiPriority="46"/>
+    <w:lsdException w:name="List Table 2 Accent 6" w:uiPriority="47"/>
+    <w:lsdException w:name="List Table 3 Accent 6" w:uiPriority="48"/>
+    <w:lsdException w:name="List Table 4 Accent 6" w:uiPriority="49"/>
+    <w:lsdException w:name="List Table 5 Dark Accent 6" w:uiPriority="50"/>
+    <w:lsdException w:name="List Table 6 Colorful Accent 6" w:uiPriority="51"/>
+    <w:lsdException w:name="List Table 7 Colorful Accent 6" w:uiPriority="52"/>
+    <w:lsdException w:name="Mention" w:semiHidden="1" w:unhideWhenUsed="1"/>
+    <w:lsdException w:name="Smart Hyperlink" w:semiHidden="1" w:unhideWhenUsed="1"/>
+    <w:lsdException w:name="Hashtag" w:semiHidden="1" w:unhideWhenUsed="1"/>
+    <w:lsdException w:name="Unresolved Mention" w:semiHidden="1" w:unhideWhenUsed="1"/>
+    <w:lsdException w:name="Smart Link" w:semiHidden="1" w:unhideWhenUsed="1"/>
+  </w:latentStyles>
+  <w:style w:type="paragraph" w:default="1" w:styleId="Normale">
+    <w:name w:val="Normal"/>
+    <w:qFormat/>
+  </w:style>
+  <w:style w:type="character" w:default="1" w:styleId="Carpredefinitoparagrafo">
+    <w:name w:val="Default Paragraph Font"/>
+    <w:uiPriority w:val="1"/>
+    <w:semiHidden/>
+    <w:unhideWhenUsed/>
+  </w:style>
+  <w:style w:type="table" w:default="1" w:styleId="Tabellanormale">
+    <w:name w:val="Normal Table"/>
+    <w:uiPriority w:val="99"/>
+    <w:semiHidden/>
+    <w:unhideWhenUsed/>
+    <w:tblPr>
+      <w:tblInd w:w="0" w:type="dxa"/>
+      <w:tblCellMar>
+        <w:top w:w="0" w:type="dxa"/>
+        <w:left w:w="108" w:type="dxa"/>
+        <w:bottom w:w="0" w:type="dxa"/>
+        <w:right w:w="108" w:type="dxa"/>
+      </w:tblCellMar>
+    </w:tblPr>
+  </w:style>
+  <w:style w:type="numbering" w:default="1" w:styleId="Nessunelenco">
+    <w:name w:val="No List"/>
+    <w:uiPriority w:val="99"/>
+    <w:semiHidden/>
+    <w:unhideWhenUsed/>
+  </w:style>
+  <w:style w:type="paragraph" w:customStyle="1" w:styleId="C68AF0A5A5D04FB489648189A572A876">
+    <w:name w:val="C68AF0A5A5D04FB489648189A572A876"/>
+    <w:rsid w:val="00283765"/>
+  </w:style>
+</w:styles>
+</file>
+
+<file path=word/glossary/webSettings.xml><?xml version="1.0" encoding="utf-8"?>
+<w:webSettings xmlns:mc="http://schemas.openxmlformats.org/markup-compatibility/2006" xmlns:r="http://schemas.openxmlformats.org/officeDocument/2006/relationships" xmlns:w="http://schemas.openxmlformats.org/wordprocessingml/2006/main" xmlns:w14="http://schemas.microsoft.com/office/word/2010/wordml" xmlns:w15="http://schemas.microsoft.com/office/word/2012/wordml" xmlns:w16cex="http://schemas.microsoft.com/office/word/2018/wordml/cex" xmlns:w16cid="http://schemas.microsoft.com/office/word/2016/wordml/cid" xmlns:w16="http://schemas.microsoft.com/office/word/2018/wordml" xmlns:w16du="http://schemas.microsoft.com/office/word/2023/wordml/word16du" xmlns:w16sdtdh="http://schemas.microsoft.com/office/word/2020/wordml/sdtdatahash" xmlns:w16sdtfl="http://schemas.microsoft.com/office/word/2024/wordml/sdtformatlock" xmlns:w16se="http://schemas.microsoft.com/office/word/2015/wordml/symex" mc:Ignorable="w14 w15 w16se w16cid w16 w16cex w16sdtdh w16sdtfl w16du">
+  <w:optimizeForBrowser/>
+  <w:allowPNG/>
+</w:webSettings>
+</file>
+
 <file path=word/theme/theme1.xml><?xml version="1.0" encoding="utf-8"?>
 <a:theme xmlns:a="http://schemas.openxmlformats.org/drawingml/2006/main" name="Tema di Office">
   <a:themeElements>
